--- a/pr-preview/pr-398/linear-algebra-subspaces-tracked-changes.docx
+++ b/pr-preview/pr-398/linear-algebra-subspaces-tracked-changes.docx
@@ -16,7 +16,7 @@
       </w:pPr>
       <w:del w:id="1" w:author="PR Preview" w:date="2026-01-01T00:00:00Z">
         <w:r>
-          <w:delText xml:space="preserve">Last modified: 2026-10-19 00:47:50 (PDT)</w:delText>
+          <w:delText xml:space="preserve">Last modified: 2026-10-19 03:23:43 (PDT)</w:delText>
         </w:r>
       </w:del>
     </w:p>
@@ -26,7 +26,7 @@
       </w:pPr>
       <w:ins w:id="2" w:author="PR Preview" w:date="2026-01-01T00:00:00Z">
         <w:r>
-          <w:t xml:space="preserve">Last modified: 2026-10-19 01:34:03 (PDT)</w:t>
+          <w:t xml:space="preserve">Last modified: 2026-10-19 04:22:38 (PDT)</w:t>
         </w:r>
       </w:ins>
     </w:p>
@@ -6194,329 +6194,107 @@
       <w:pPr>
         <w:pStyle w:val="FirstParagraph"/>
       </w:pPr>
-      <w:del w:id="3" w:author="PR Preview" w:date="2026-01-01T00:00:00Z">
+      <w:r>
+        <w:rPr>
+          <w:i/>
+          <w:iCs/>
+        </w:rPr>
+        <w:t xml:space="preserve">Proof</w:t>
+      </w:r>
+      <w:r>
+        <w:t xml:space="preserve">. </w:t>
+      </w:r>
+      <w:r>
+        <w:t xml:space="preserve">The function</w:t>
+      </w:r>
+      <w:r>
+        <w:t xml:space="preserve"> </w:t>
+      </w:r>
+      <w:r>
+        <w:t xml:space="preserve">$\mathord{\smash[b]{\underset{\raise.3ex\hbox{$\scriptstyle\sim$}}{x}}\vphantom{x}}\mapsto \mathbf{A}\mathord{\smash[b]{\underset{\raise.3ex\hbox{$\scriptstyle\sim$}}{x}}\vphantom{x}}$</w:t>
+      </w:r>
+      <w:r>
+        <w:t xml:space="preserve"> </w:t>
+      </w:r>
+      <w:r>
+        <w:t xml:space="preserve">is a linear map</w:t>
+      </w:r>
+      <w:r>
+        <w:t xml:space="preserve"> </w:t>
+      </w:r>
+      <w:r>
+        <w:t xml:space="preserve">by</w:t>
+      </w:r>
+      <w:r>
+        <w:t xml:space="preserve"> </w:t>
+      </w:r>
+      <w:hyperlink r:id="rId33">
         <w:r>
           <w:rPr>
-            <w:i/>
-            <w:iCs/>
+            <w:rStyle w:val="Hyperlink"/>
           </w:rPr>
-          <w:delText xml:space="preserve">Proof</w:delText>
+          <w:t xml:space="preserve">Theorem 10 in Matrices</w:t>
         </w:r>
-      </w:del>
-      <w:del w:id="4" w:author="PR Preview" w:date="2026-01-01T00:00:00Z">
-        <w:r>
-          <w:delText xml:space="preserve">. </w:delText>
-        </w:r>
-      </w:del>
-      <w:del w:id="5" w:author="PR Preview" w:date="2026-01-01T00:00:00Z">
-        <w:r>
-          <w:delText xml:space="preserve">The function</w:delText>
-        </w:r>
-      </w:del>
-      <w:del w:id="6" w:author="PR Preview" w:date="2026-01-01T00:00:00Z">
-        <w:r>
-          <w:delText xml:space="preserve"> </w:delText>
-        </w:r>
-      </w:del>
-      <w:del w:id="7" w:author="PR Preview" w:date="2026-01-01T00:00:00Z">
-        <w:r>
-          <w:delText xml:space="preserve">$\mathord{\smash[b]{\underset{\raise.3ex\hbox{$\scriptstyle\sim$}}{x}}\vphantom{x}}\mapsto \mathbf{A}\mathord{\smash[b]{\underset{\raise.3ex\hbox{$\scriptstyle\sim$}}{x}}\vphantom{x}}$</w:delText>
-        </w:r>
-      </w:del>
-      <w:del w:id="8" w:author="PR Preview" w:date="2026-01-01T00:00:00Z">
-        <w:r>
-          <w:delText xml:space="preserve"> </w:delText>
-        </w:r>
-      </w:del>
-      <w:del w:id="9" w:author="PR Preview" w:date="2026-01-01T00:00:00Z">
-        <w:r>
-          <w:delText xml:space="preserve">is a linear map</w:delText>
-        </w:r>
-      </w:del>
-      <w:del w:id="10" w:author="PR Preview" w:date="2026-01-01T00:00:00Z">
-        <w:r>
-          <w:delText xml:space="preserve"> </w:delText>
-        </w:r>
-      </w:del>
-      <w:del w:id="11" w:author="PR Preview" w:date="2026-01-01T00:00:00Z">
-        <w:r>
-          <w:delText xml:space="preserve">by</w:delText>
-        </w:r>
-      </w:del>
-      <w:del w:id="12" w:author="PR Preview" w:date="2026-01-01T00:00:00Z">
-        <w:r>
-          <w:delText xml:space="preserve"> </w:delText>
-        </w:r>
-      </w:del>
-      <w:hyperlink r:id="rId33">
-        <w:del w:id="13" w:author="PR Preview" w:date="2026-01-01T00:00:00Z">
-          <w:r>
-            <w:rPr>
-              <w:rStyle w:val="Hyperlink"/>
-            </w:rPr>
-            <w:delText xml:space="preserve">Theorem 10 in Matrices</w:delText>
-          </w:r>
-        </w:del>
       </w:hyperlink>
-      <w:del w:id="14" w:author="PR Preview" w:date="2026-01-01T00:00:00Z">
-        <w:r>
-          <w:delText xml:space="preserve">,</w:delText>
-        </w:r>
-      </w:del>
-      <w:del w:id="15" w:author="PR Preview" w:date="2026-01-01T00:00:00Z">
-        <w:r>
-          <w:delText xml:space="preserve"> </w:delText>
-        </w:r>
-      </w:del>
-      <w:del w:id="16" w:author="PR Preview" w:date="2026-01-01T00:00:00Z">
-        <w:r>
-          <w:delText xml:space="preserve">and a linear map preserves linear combinations</w:delText>
-        </w:r>
-      </w:del>
-      <w:del w:id="17" w:author="PR Preview" w:date="2026-01-01T00:00:00Z">
-        <w:r>
-          <w:delText xml:space="preserve"> </w:delText>
-        </w:r>
-      </w:del>
-      <w:del w:id="18" w:author="PR Preview" w:date="2026-01-01T00:00:00Z">
-        <w:r>
-          <w:delText xml:space="preserve">by</w:delText>
-        </w:r>
-      </w:del>
-      <w:del w:id="19" w:author="PR Preview" w:date="2026-01-01T00:00:00Z">
-        <w:r>
-          <w:delText xml:space="preserve"> </w:delText>
-        </w:r>
-      </w:del>
+      <w:r>
+        <w:t xml:space="preserve">,</w:t>
+      </w:r>
+      <w:r>
+        <w:t xml:space="preserve"> </w:t>
+      </w:r>
+      <w:r>
+        <w:t xml:space="preserve">and a linear map preserves linear combinations</w:t>
+      </w:r>
+      <w:r>
+        <w:t xml:space="preserve"> </w:t>
+      </w:r>
+      <w:r>
+        <w:t xml:space="preserve">by</w:t>
+      </w:r>
+      <w:r>
+        <w:t xml:space="preserve"> </w:t>
+      </w:r>
       <w:hyperlink r:id="rId34">
-        <w:del w:id="20" w:author="PR Preview" w:date="2026-01-01T00:00:00Z">
-          <w:r>
-            <w:rPr>
-              <w:rStyle w:val="Hyperlink"/>
-            </w:rPr>
-            <w:delText xml:space="preserve">Theorem 11 in Matrices</w:delText>
-          </w:r>
-        </w:del>
-      </w:hyperlink>
-      <w:del w:id="21" w:author="PR Preview" w:date="2026-01-01T00:00:00Z">
-        <w:r>
-          <w:delText xml:space="preserve">.</w:delText>
-        </w:r>
-      </w:del>
-      <w:del w:id="22" w:author="PR Preview" w:date="2026-01-01T00:00:00Z">
-        <w:r>
-          <w:delText xml:space="preserve"> </w:delText>
-        </w:r>
-      </w:del>
-      <w:del w:id="23" w:author="PR Preview" w:date="2026-01-01T00:00:00Z">
-        <w:r>
-          <w:delText xml:space="preserve">Applying that theorem with</w:delText>
-        </w:r>
-      </w:del>
-      <w:del w:id="24" w:author="PR Preview" w:date="2026-01-01T00:00:00Z">
-        <w:r>
-          <w:delText xml:space="preserve"> </w:delText>
-        </w:r>
-      </w:del>
-      <w:del w:id="25" w:author="PR Preview" w:date="2026-01-01T00:00:00Z">
-        <w:r>
-          <w:delText xml:space="preserve">$f(\mathord{\smash[b]{\underset{\raise.3ex\hbox{$\scriptstyle\sim$}}{x}}\vphantom{x}}) = \mathbf{A}\mathord{\smash[b]{\underset{\raise.3ex\hbox{$\scriptstyle\sim$}}{x}}\vphantom{x}}$</w:delText>
-        </w:r>
-      </w:del>
-      <w:del w:id="26" w:author="PR Preview" w:date="2026-01-01T00:00:00Z">
-        <w:r>
-          <w:delText xml:space="preserve"> </w:delText>
-        </w:r>
-      </w:del>
-      <w:del w:id="27" w:author="PR Preview" w:date="2026-01-01T00:00:00Z">
-        <w:r>
-          <w:delText xml:space="preserve">and</w:delText>
-        </w:r>
-      </w:del>
-      <w:del w:id="28" w:author="PR Preview" w:date="2026-01-01T00:00:00Z">
-        <w:r>
-          <w:delText xml:space="preserve"> </w:delText>
-        </w:r>
-      </w:del>
-      <w:del w:id="29" w:author="PR Preview" w:date="2026-01-01T00:00:00Z">
-        <w:r>
-          <w:delText xml:space="preserve">$\mathord{\smash[b]{\underset{\raise.3ex\hbox{$\scriptstyle\sim$}}{v}}\vphantom{v}}_i = \mathord{\smash[b]{\underset{\raise.3ex\hbox{$\scriptstyle\sim$}}{z}}\vphantom{z}}_i$</w:delText>
-        </w:r>
-      </w:del>
-      <w:del w:id="30" w:author="PR Preview" w:date="2026-01-01T00:00:00Z">
-        <w:r>
-          <w:delText xml:space="preserve"> </w:delText>
-        </w:r>
-      </w:del>
-      <w:del w:id="31" w:author="PR Preview" w:date="2026-01-01T00:00:00Z">
-        <w:r>
-          <w:delText xml:space="preserve">gives the identity.</w:delText>
-        </w:r>
-      </w:del>
-    </w:p>
-    <w:p>
-      <w:pPr>
-        <w:pStyle w:val="FirstParagraph"/>
-      </w:pPr>
-      <w:ins w:id="32" w:author="PR Preview" w:date="2026-01-01T00:00:00Z">
         <w:r>
           <w:rPr>
-            <w:i/>
-            <w:iCs/>
+            <w:rStyle w:val="Hyperlink"/>
           </w:rPr>
-          <w:t xml:space="preserve">Proof</w:t>
+          <w:t xml:space="preserve">Theorem 11 in Matrices</w:t>
         </w:r>
-      </w:ins>
-      <w:ins w:id="33" w:author="PR Preview" w:date="2026-01-01T00:00:00Z">
-        <w:r>
-          <w:t xml:space="preserve">. </w:t>
-        </w:r>
-      </w:ins>
-      <w:ins w:id="34" w:author="PR Preview" w:date="2026-01-01T00:00:00Z">
-        <w:r>
-          <w:t xml:space="preserve">The function</w:t>
-        </w:r>
-      </w:ins>
-      <w:ins w:id="35" w:author="PR Preview" w:date="2026-01-01T00:00:00Z">
-        <w:r>
-          <w:t xml:space="preserve"> </w:t>
-        </w:r>
-      </w:ins>
-      <w:ins w:id="36" w:author="PR Preview" w:date="2026-01-01T00:00:00Z">
-        <w:r>
-          <w:t xml:space="preserve">$\mathord{\smash[b]{\underset{\raise.3ex\hbox{$\scriptstyle\sim$}}{x}}\vphantom{x}}\mapsto \mathbf{A}\mathord{\smash[b]{\underset{\raise.3ex\hbox{$\scriptstyle\sim$}}{x}}\vphantom{x}}$</w:t>
-        </w:r>
-      </w:ins>
-      <w:ins w:id="37" w:author="PR Preview" w:date="2026-01-01T00:00:00Z">
-        <w:r>
-          <w:t xml:space="preserve"> </w:t>
-        </w:r>
-      </w:ins>
-      <w:ins w:id="38" w:author="PR Preview" w:date="2026-01-01T00:00:00Z">
-        <w:r>
-          <w:t xml:space="preserve">is a linear map</w:t>
-        </w:r>
-      </w:ins>
-      <w:ins w:id="39" w:author="PR Preview" w:date="2026-01-01T00:00:00Z">
-        <w:r>
-          <w:t xml:space="preserve"> </w:t>
-        </w:r>
-      </w:ins>
-      <w:ins w:id="40" w:author="PR Preview" w:date="2026-01-01T00:00:00Z">
-        <w:r>
-          <w:t xml:space="preserve">by</w:t>
-        </w:r>
-      </w:ins>
-      <w:ins w:id="41" w:author="PR Preview" w:date="2026-01-01T00:00:00Z">
-        <w:r>
-          <w:t xml:space="preserve"> </w:t>
-        </w:r>
-      </w:ins>
-      <w:hyperlink r:id="rId33">
-        <w:ins w:id="42" w:author="PR Preview" w:date="2026-01-01T00:00:00Z">
-          <w:r>
-            <w:rPr>
-              <w:rStyle w:val="Hyperlink"/>
-            </w:rPr>
-            <w:t xml:space="preserve">Theorem 9 in Matrices</w:t>
-          </w:r>
-        </w:ins>
       </w:hyperlink>
-      <w:ins w:id="43" w:author="PR Preview" w:date="2026-01-01T00:00:00Z">
-        <w:r>
-          <w:t xml:space="preserve">,</w:t>
-        </w:r>
-      </w:ins>
-      <w:ins w:id="44" w:author="PR Preview" w:date="2026-01-01T00:00:00Z">
-        <w:r>
-          <w:t xml:space="preserve"> </w:t>
-        </w:r>
-      </w:ins>
-      <w:ins w:id="45" w:author="PR Preview" w:date="2026-01-01T00:00:00Z">
-        <w:r>
-          <w:t xml:space="preserve">and a linear map preserves linear combinations</w:t>
-        </w:r>
-      </w:ins>
-      <w:ins w:id="46" w:author="PR Preview" w:date="2026-01-01T00:00:00Z">
-        <w:r>
-          <w:t xml:space="preserve"> </w:t>
-        </w:r>
-      </w:ins>
-      <w:ins w:id="47" w:author="PR Preview" w:date="2026-01-01T00:00:00Z">
-        <w:r>
-          <w:t xml:space="preserve">by</w:t>
-        </w:r>
-      </w:ins>
-      <w:ins w:id="48" w:author="PR Preview" w:date="2026-01-01T00:00:00Z">
-        <w:r>
-          <w:t xml:space="preserve"> </w:t>
-        </w:r>
-      </w:ins>
-      <w:hyperlink r:id="rId34">
-        <w:ins w:id="49" w:author="PR Preview" w:date="2026-01-01T00:00:00Z">
-          <w:r>
-            <w:rPr>
-              <w:rStyle w:val="Hyperlink"/>
-            </w:rPr>
-            <w:t xml:space="preserve">Theorem 10 in Matrices</w:t>
-          </w:r>
-        </w:ins>
-      </w:hyperlink>
-      <w:ins w:id="50" w:author="PR Preview" w:date="2026-01-01T00:00:00Z">
-        <w:r>
-          <w:t xml:space="preserve">.</w:t>
-        </w:r>
-      </w:ins>
-      <w:ins w:id="51" w:author="PR Preview" w:date="2026-01-01T00:00:00Z">
-        <w:r>
-          <w:t xml:space="preserve"> </w:t>
-        </w:r>
-      </w:ins>
-      <w:ins w:id="52" w:author="PR Preview" w:date="2026-01-01T00:00:00Z">
-        <w:r>
-          <w:t xml:space="preserve">Applying that theorem with</w:t>
-        </w:r>
-      </w:ins>
-      <w:ins w:id="53" w:author="PR Preview" w:date="2026-01-01T00:00:00Z">
-        <w:r>
-          <w:t xml:space="preserve"> </w:t>
-        </w:r>
-      </w:ins>
-      <w:ins w:id="54" w:author="PR Preview" w:date="2026-01-01T00:00:00Z">
-        <w:r>
-          <w:t xml:space="preserve">$f(\mathord{\smash[b]{\underset{\raise.3ex\hbox{$\scriptstyle\sim$}}{x}}\vphantom{x}}) = \mathbf{A}\mathord{\smash[b]{\underset{\raise.3ex\hbox{$\scriptstyle\sim$}}{x}}\vphantom{x}}$</w:t>
-        </w:r>
-      </w:ins>
-      <w:ins w:id="55" w:author="PR Preview" w:date="2026-01-01T00:00:00Z">
-        <w:r>
-          <w:t xml:space="preserve"> </w:t>
-        </w:r>
-      </w:ins>
-      <w:ins w:id="56" w:author="PR Preview" w:date="2026-01-01T00:00:00Z">
-        <w:r>
-          <w:t xml:space="preserve">and</w:t>
-        </w:r>
-      </w:ins>
-      <w:ins w:id="57" w:author="PR Preview" w:date="2026-01-01T00:00:00Z">
-        <w:r>
-          <w:t xml:space="preserve"> </w:t>
-        </w:r>
-      </w:ins>
-      <w:ins w:id="58" w:author="PR Preview" w:date="2026-01-01T00:00:00Z">
-        <w:r>
-          <w:t xml:space="preserve">$\mathord{\smash[b]{\underset{\raise.3ex\hbox{$\scriptstyle\sim$}}{v}}\vphantom{v}}_i = \mathord{\smash[b]{\underset{\raise.3ex\hbox{$\scriptstyle\sim$}}{z}}\vphantom{z}}_i$</w:t>
-        </w:r>
-      </w:ins>
-      <w:ins w:id="59" w:author="PR Preview" w:date="2026-01-01T00:00:00Z">
-        <w:r>
-          <w:t xml:space="preserve"> </w:t>
-        </w:r>
-      </w:ins>
-      <w:ins w:id="60" w:author="PR Preview" w:date="2026-01-01T00:00:00Z">
-        <w:r>
-          <w:t xml:space="preserve">gives the identity.</w:t>
-        </w:r>
-      </w:ins>
+      <w:r>
+        <w:t xml:space="preserve">.</w:t>
+      </w:r>
+      <w:r>
+        <w:t xml:space="preserve"> </w:t>
+      </w:r>
+      <w:r>
+        <w:t xml:space="preserve">Applying that theorem with</w:t>
+      </w:r>
+      <w:r>
+        <w:t xml:space="preserve"> </w:t>
+      </w:r>
+      <w:r>
+        <w:t xml:space="preserve">$f(\mathord{\smash[b]{\underset{\raise.3ex\hbox{$\scriptstyle\sim$}}{x}}\vphantom{x}}) = \mathbf{A}\mathord{\smash[b]{\underset{\raise.3ex\hbox{$\scriptstyle\sim$}}{x}}\vphantom{x}}$</w:t>
+      </w:r>
+      <w:r>
+        <w:t xml:space="preserve"> </w:t>
+      </w:r>
+      <w:r>
+        <w:t xml:space="preserve">and</w:t>
+      </w:r>
+      <w:r>
+        <w:t xml:space="preserve"> </w:t>
+      </w:r>
+      <w:r>
+        <w:t xml:space="preserve">$\mathord{\smash[b]{\underset{\raise.3ex\hbox{$\scriptstyle\sim$}}{v}}\vphantom{v}}_i = \mathord{\smash[b]{\underset{\raise.3ex\hbox{$\scriptstyle\sim$}}{z}}\vphantom{z}}_i$</w:t>
+      </w:r>
+      <w:r>
+        <w:t xml:space="preserve"> </w:t>
+      </w:r>
+      <w:r>
+        <w:t xml:space="preserve">gives the identity.</w:t>
+      </w:r>
     </w:p>
     <w:bookmarkStart w:id="35" w:name="exm-matvec-linear"/>
     <w:p>
